--- a/Templates/Банкротство/Включение в РТК/ЮЛ/Кредиторы/Ликвидируемый/Залог/Промежуточные/Отложение залог конкурс.docx
+++ b/Templates/Банкротство/Включение в РТК/ЮЛ/Кредиторы/Ликвидируемый/Залог/Промежуточные/Отложение залог конкурс.docx
@@ -854,7 +854,7 @@
               <w:sz w:val="20"/>
               <w:szCs w:val="20"/>
             </w:rPr>
-            <w:t>10735_10883017</w:t>
+            <w:t/>
           </w:r>
         </w:p>
       </w:tc>
@@ -946,7 +946,7 @@
               <w:sz w:val="20"/>
               <w:szCs w:val="20"/>
             </w:rPr>
-            <w:t>10735_10883017</w:t>
+            <w:t/>
           </w:r>
         </w:p>
       </w:tc>
